--- a/Notes/DataTypes/DataTypes.docx
+++ b/Notes/DataTypes/DataTypes.docx
@@ -1,532 +1,1075 @@
 
 <file path=word/document.xml><?xml version="1.0" encoding="utf-8"?>
-<w:document xmlns:wpc="http://schemas.microsoft.com/office/word/2010/wordprocessingCanvas" xmlns:cx="http://schemas.microsoft.com/office/drawing/2014/chartex" xmlns:cx1="http://schemas.microsoft.com/office/drawing/2015/9/8/chartex" xmlns:cx2="http://schemas.microsoft.com/office/drawing/2015/10/21/chartex" xmlns:cx3="http://schemas.microsoft.com/office/drawing/2016/5/9/chartex" xmlns:cx4="http://schemas.microsoft.com/office/drawing/2016/5/10/chartex" xmlns:cx5="http://schemas.microsoft.com/office/drawing/2016/5/11/chartex" xmlns:cx6="http://schemas.microsoft.com/office/drawing/2016/5/12/chartex" xmlns:cx7="http://schemas.microsoft.com/office/drawing/2016/5/13/chartex" xmlns:cx8="http://schemas.microsoft.com/office/drawing/2016/5/14/chartex" xmlns:mc="http://schemas.openxmlformats.org/markup-compatibility/2006" xmlns:aink="http://schemas.microsoft.com/office/drawing/2016/ink" xmlns:am3d="http://schemas.microsoft.com/office/drawing/2017/model3d" xmlns:o="urn:schemas-microsoft-com:office:office" xmlns:oel="http://schemas.microsoft.com/office/2019/extlst" xmlns:r="http://schemas.openxmlformats.org/officeDocument/2006/relationships" xmlns:m="http://schemas.openxmlformats.org/officeDocument/2006/math" xmlns:v="urn:schemas-microsoft-com:vml" xmlns:wp14="http://schemas.microsoft.com/office/word/2010/wordprocessingDrawing" xmlns:wp="http://schemas.openxmlformats.org/drawingml/2006/wordprocessingDrawing" xmlns:w10="urn:schemas-microsoft-com:office:word" xmlns:w="http://schemas.openxmlformats.org/wordprocessingml/2006/main" xmlns:w14="http://schemas.microsoft.com/office/word/2010/wordml" xmlns:w15="http://schemas.microsoft.com/office/word/2012/wordml" xmlns:w16cex="http://schemas.microsoft.com/office/word/2018/wordml/cex" xmlns:w16cid="http://schemas.microsoft.com/office/word/2016/wordml/cid" xmlns:w16="http://schemas.microsoft.com/office/word/2018/wordml" xmlns:w16sdtdh="http://schemas.microsoft.com/office/word/2020/wordml/sdtdatahash" xmlns:w16se="http://schemas.microsoft.com/office/word/2015/wordml/symex" xmlns:wpg="http://schemas.microsoft.com/office/word/2010/wordprocessingGroup" xmlns:wpi="http://schemas.microsoft.com/office/word/2010/wordprocessingInk" xmlns:wne="http://schemas.microsoft.com/office/word/2006/wordml" xmlns:wps="http://schemas.microsoft.com/office/word/2010/wordprocessingShape" mc:Ignorable="w14 w15 w16se w16cid w16 w16cex w16sdtdh wp14">
+<w:document xmlns:o="urn:schemas-microsoft-com:office:office" xmlns:r="http://schemas.openxmlformats.org/officeDocument/2006/relationships" xmlns:v="urn:schemas-microsoft-com:vml" xmlns:w="http://schemas.openxmlformats.org/wordprocessingml/2006/main" xmlns:w10="urn:schemas-microsoft-com:office:word" xmlns:wp="http://schemas.openxmlformats.org/drawingml/2006/wordprocessingDrawing" xmlns:wps="http://schemas.microsoft.com/office/word/2010/wordprocessingShape" xmlns:wpg="http://schemas.microsoft.com/office/word/2010/wordprocessingGroup" xmlns:mc="http://schemas.openxmlformats.org/markup-compatibility/2006" xmlns:wp14="http://schemas.microsoft.com/office/word/2010/wordprocessingDrawing" xmlns:w14="http://schemas.microsoft.com/office/word/2010/wordml" xmlns:w15="http://schemas.microsoft.com/office/word/2012/wordml" mc:Ignorable="w14 wp14 w15">
   <w:body>
     <w:p>
       <w:pPr>
         <w:pStyle w:val="Heading1"/>
-      </w:pPr>
-      <w:r>
+        <w:keepNext w:val="true"/>
+        <w:keepLines/>
+        <w:spacing w:before="240" w:after="0"/>
+        <w:rPr/>
+      </w:pPr>
+      <w:r>
+        <w:rPr/>
         <w:t>Data Types</w:t>
       </w:r>
     </w:p>
-    <w:p/>
-    <w:p>
-      <w:r>
+    <w:p>
+      <w:pPr>
+        <w:pStyle w:val="Normal"/>
+        <w:rPr/>
+      </w:pPr>
+      <w:r>
+        <w:rPr/>
+      </w:r>
+    </w:p>
+    <w:p>
+      <w:pPr>
+        <w:pStyle w:val="Normal"/>
+        <w:rPr/>
+      </w:pPr>
+      <w:r>
+        <w:rPr/>
         <w:t xml:space="preserve">Built-in Types </w:t>
       </w:r>
     </w:p>
     <w:tbl>
       <w:tblPr>
         <w:tblStyle w:val="TableGrid"/>
-        <w:tblW w:w="0" w:type="auto"/>
-        <w:tblLook w:val="04A0" w:firstRow="1" w:lastRow="0" w:firstColumn="1" w:lastColumn="0" w:noHBand="0" w:noVBand="1"/>
+        <w:tblW w:w="9350" w:type="dxa"/>
+        <w:jc w:val="left"/>
+        <w:tblInd w:w="0" w:type="dxa"/>
+        <w:tblLayout w:type="fixed"/>
+        <w:tblCellMar>
+          <w:top w:w="0" w:type="dxa"/>
+          <w:left w:w="108" w:type="dxa"/>
+          <w:bottom w:w="0" w:type="dxa"/>
+          <w:right w:w="108" w:type="dxa"/>
+        </w:tblCellMar>
+        <w:tblLook w:firstRow="1" w:noVBand="1" w:lastRow="0" w:firstColumn="1" w:lastColumn="0" w:noHBand="0" w:val="04a0"/>
       </w:tblPr>
       <w:tblGrid>
         <w:gridCol w:w="4675"/>
-        <w:gridCol w:w="4675"/>
+        <w:gridCol w:w="4674"/>
       </w:tblGrid>
       <w:tr>
+        <w:trPr/>
         <w:tc>
           <w:tcPr>
             <w:tcW w:w="4675" w:type="dxa"/>
+            <w:tcBorders/>
           </w:tcPr>
           <w:p>
-            <w:r>
+            <w:pPr>
+              <w:pStyle w:val="Normal"/>
+              <w:widowControl/>
+              <w:spacing w:lineRule="auto" w:line="240" w:before="0" w:after="0"/>
+              <w:jc w:val="left"/>
+              <w:rPr>
+                <w:rFonts w:ascii="Calibri" w:hAnsi="Calibri" w:eastAsia="Calibri" w:cs=""/>
+                <w:kern w:val="0"/>
+                <w:sz w:val="22"/>
+                <w:szCs w:val="22"/>
+                <w:lang w:val="en-US" w:eastAsia="en-US" w:bidi="ar-SA"/>
+              </w:rPr>
+            </w:pPr>
+            <w:r>
+              <w:rPr>
+                <w:rFonts w:eastAsia="Calibri" w:cs=""/>
+                <w:kern w:val="0"/>
+                <w:sz w:val="22"/>
+                <w:szCs w:val="22"/>
+                <w:lang w:val="en-US" w:eastAsia="en-US" w:bidi="ar-SA"/>
+              </w:rPr>
               <w:t>Primitive</w:t>
             </w:r>
           </w:p>
         </w:tc>
         <w:tc>
           <w:tcPr>
-            <w:tcW w:w="4675" w:type="dxa"/>
+            <w:tcW w:w="4674" w:type="dxa"/>
+            <w:tcBorders/>
           </w:tcPr>
           <w:p>
-            <w:r>
+            <w:pPr>
+              <w:pStyle w:val="Normal"/>
+              <w:widowControl/>
+              <w:spacing w:lineRule="auto" w:line="240" w:before="0" w:after="0"/>
+              <w:jc w:val="left"/>
+              <w:rPr>
+                <w:rFonts w:ascii="Calibri" w:hAnsi="Calibri" w:eastAsia="Calibri" w:cs=""/>
+                <w:kern w:val="0"/>
+                <w:sz w:val="22"/>
+                <w:szCs w:val="22"/>
+                <w:lang w:val="en-US" w:eastAsia="en-US" w:bidi="ar-SA"/>
+              </w:rPr>
+            </w:pPr>
+            <w:r>
+              <w:rPr>
+                <w:rFonts w:eastAsia="Calibri" w:cs=""/>
+                <w:kern w:val="0"/>
+                <w:sz w:val="22"/>
+                <w:szCs w:val="22"/>
+                <w:lang w:val="en-US" w:eastAsia="en-US" w:bidi="ar-SA"/>
+              </w:rPr>
               <w:t>Custom Wrapper Class</w:t>
             </w:r>
           </w:p>
         </w:tc>
       </w:tr>
       <w:tr>
+        <w:trPr/>
         <w:tc>
           <w:tcPr>
             <w:tcW w:w="4675" w:type="dxa"/>
+            <w:tcBorders/>
           </w:tcPr>
           <w:p>
-            <w:r>
+            <w:pPr>
+              <w:pStyle w:val="Normal"/>
+              <w:widowControl/>
+              <w:spacing w:lineRule="auto" w:line="240" w:before="0" w:after="0"/>
+              <w:jc w:val="left"/>
+              <w:rPr>
+                <w:rFonts w:ascii="Calibri" w:hAnsi="Calibri" w:eastAsia="Calibri" w:cs=""/>
+                <w:kern w:val="0"/>
+                <w:sz w:val="22"/>
+                <w:szCs w:val="22"/>
+                <w:lang w:val="en-US" w:eastAsia="en-US" w:bidi="ar-SA"/>
+              </w:rPr>
+            </w:pPr>
+            <w:r>
+              <w:rPr>
+                <w:rFonts w:eastAsia="Calibri" w:cs=""/>
+                <w:kern w:val="0"/>
+                <w:sz w:val="22"/>
+                <w:szCs w:val="22"/>
+                <w:lang w:val="en-US" w:eastAsia="en-US" w:bidi="ar-SA"/>
+              </w:rPr>
               <w:t>int</w:t>
             </w:r>
           </w:p>
         </w:tc>
         <w:tc>
           <w:tcPr>
-            <w:tcW w:w="4675" w:type="dxa"/>
+            <w:tcW w:w="4674" w:type="dxa"/>
+            <w:tcBorders/>
           </w:tcPr>
           <w:p>
-            <w:r>
+            <w:pPr>
+              <w:pStyle w:val="Normal"/>
+              <w:widowControl/>
+              <w:spacing w:lineRule="auto" w:line="240" w:before="0" w:after="0"/>
+              <w:jc w:val="left"/>
+              <w:rPr>
+                <w:rFonts w:ascii="Calibri" w:hAnsi="Calibri" w:eastAsia="Calibri" w:cs=""/>
+                <w:kern w:val="0"/>
+                <w:sz w:val="22"/>
+                <w:szCs w:val="22"/>
+                <w:lang w:val="en-US" w:eastAsia="en-US" w:bidi="ar-SA"/>
+              </w:rPr>
+            </w:pPr>
+            <w:r>
+              <w:rPr>
+                <w:rFonts w:eastAsia="Calibri" w:cs=""/>
+                <w:kern w:val="0"/>
+                <w:sz w:val="22"/>
+                <w:szCs w:val="22"/>
+                <w:lang w:val="en-US" w:eastAsia="en-US" w:bidi="ar-SA"/>
+              </w:rPr>
               <w:t>Integer</w:t>
             </w:r>
           </w:p>
         </w:tc>
       </w:tr>
       <w:tr>
+        <w:trPr/>
         <w:tc>
           <w:tcPr>
             <w:tcW w:w="4675" w:type="dxa"/>
+            <w:tcBorders/>
           </w:tcPr>
           <w:p>
-            <w:r>
+            <w:pPr>
+              <w:pStyle w:val="Normal"/>
+              <w:widowControl/>
+              <w:spacing w:lineRule="auto" w:line="240" w:before="0" w:after="0"/>
+              <w:jc w:val="left"/>
+              <w:rPr>
+                <w:rFonts w:ascii="Calibri" w:hAnsi="Calibri" w:eastAsia="Calibri" w:cs=""/>
+                <w:kern w:val="0"/>
+                <w:sz w:val="22"/>
+                <w:szCs w:val="22"/>
+                <w:lang w:val="en-US" w:eastAsia="en-US" w:bidi="ar-SA"/>
+              </w:rPr>
+            </w:pPr>
+            <w:r>
+              <w:rPr>
+                <w:rFonts w:eastAsia="Calibri" w:cs=""/>
+                <w:kern w:val="0"/>
+                <w:sz w:val="22"/>
+                <w:szCs w:val="22"/>
+                <w:lang w:val="en-US" w:eastAsia="en-US" w:bidi="ar-SA"/>
+              </w:rPr>
               <w:t>long</w:t>
             </w:r>
           </w:p>
         </w:tc>
         <w:tc>
           <w:tcPr>
-            <w:tcW w:w="4675" w:type="dxa"/>
+            <w:tcW w:w="4674" w:type="dxa"/>
+            <w:tcBorders/>
           </w:tcPr>
           <w:p>
-            <w:r>
+            <w:pPr>
+              <w:pStyle w:val="Normal"/>
+              <w:widowControl/>
+              <w:spacing w:lineRule="auto" w:line="240" w:before="0" w:after="0"/>
+              <w:jc w:val="left"/>
+              <w:rPr>
+                <w:rFonts w:ascii="Calibri" w:hAnsi="Calibri" w:eastAsia="Calibri" w:cs=""/>
+                <w:kern w:val="0"/>
+                <w:sz w:val="22"/>
+                <w:szCs w:val="22"/>
+                <w:lang w:val="en-US" w:eastAsia="en-US" w:bidi="ar-SA"/>
+              </w:rPr>
+            </w:pPr>
+            <w:r>
+              <w:rPr>
+                <w:rFonts w:eastAsia="Calibri" w:cs=""/>
+                <w:kern w:val="0"/>
+                <w:sz w:val="22"/>
+                <w:szCs w:val="22"/>
+                <w:lang w:val="en-US" w:eastAsia="en-US" w:bidi="ar-SA"/>
+              </w:rPr>
               <w:t>Long</w:t>
             </w:r>
           </w:p>
         </w:tc>
       </w:tr>
       <w:tr>
+        <w:trPr/>
         <w:tc>
           <w:tcPr>
             <w:tcW w:w="4675" w:type="dxa"/>
+            <w:tcBorders/>
           </w:tcPr>
           <w:p>
-            <w:r>
+            <w:pPr>
+              <w:pStyle w:val="Normal"/>
+              <w:widowControl/>
+              <w:spacing w:lineRule="auto" w:line="240" w:before="0" w:after="0"/>
+              <w:jc w:val="left"/>
+              <w:rPr>
+                <w:rFonts w:ascii="Calibri" w:hAnsi="Calibri" w:eastAsia="Calibri" w:cs=""/>
+                <w:kern w:val="0"/>
+                <w:sz w:val="22"/>
+                <w:szCs w:val="22"/>
+                <w:lang w:val="en-US" w:eastAsia="en-US" w:bidi="ar-SA"/>
+              </w:rPr>
+            </w:pPr>
+            <w:r>
+              <w:rPr>
+                <w:rFonts w:eastAsia="Calibri" w:cs=""/>
+                <w:kern w:val="0"/>
+                <w:sz w:val="22"/>
+                <w:szCs w:val="22"/>
+                <w:lang w:val="en-US" w:eastAsia="en-US" w:bidi="ar-SA"/>
+              </w:rPr>
               <w:t>double</w:t>
             </w:r>
           </w:p>
         </w:tc>
         <w:tc>
           <w:tcPr>
-            <w:tcW w:w="4675" w:type="dxa"/>
+            <w:tcW w:w="4674" w:type="dxa"/>
+            <w:tcBorders/>
           </w:tcPr>
           <w:p>
-            <w:r>
+            <w:pPr>
+              <w:pStyle w:val="Normal"/>
+              <w:widowControl/>
+              <w:spacing w:lineRule="auto" w:line="240" w:before="0" w:after="0"/>
+              <w:jc w:val="left"/>
+              <w:rPr>
+                <w:rFonts w:ascii="Calibri" w:hAnsi="Calibri" w:eastAsia="Calibri" w:cs=""/>
+                <w:kern w:val="0"/>
+                <w:sz w:val="22"/>
+                <w:szCs w:val="22"/>
+                <w:lang w:val="en-US" w:eastAsia="en-US" w:bidi="ar-SA"/>
+              </w:rPr>
+            </w:pPr>
+            <w:r>
+              <w:rPr>
+                <w:rFonts w:eastAsia="Calibri" w:cs=""/>
+                <w:kern w:val="0"/>
+                <w:sz w:val="22"/>
+                <w:szCs w:val="22"/>
+                <w:lang w:val="en-US" w:eastAsia="en-US" w:bidi="ar-SA"/>
+              </w:rPr>
               <w:t>Double</w:t>
             </w:r>
           </w:p>
         </w:tc>
       </w:tr>
       <w:tr>
+        <w:trPr/>
         <w:tc>
           <w:tcPr>
             <w:tcW w:w="4675" w:type="dxa"/>
+            <w:tcBorders/>
           </w:tcPr>
           <w:p>
-            <w:r>
+            <w:pPr>
+              <w:pStyle w:val="Normal"/>
+              <w:widowControl/>
+              <w:spacing w:lineRule="auto" w:line="240" w:before="0" w:after="0"/>
+              <w:jc w:val="left"/>
+              <w:rPr>
+                <w:rFonts w:ascii="Calibri" w:hAnsi="Calibri" w:eastAsia="Calibri" w:cs=""/>
+                <w:kern w:val="0"/>
+                <w:sz w:val="22"/>
+                <w:szCs w:val="22"/>
+                <w:lang w:val="en-US" w:eastAsia="en-US" w:bidi="ar-SA"/>
+              </w:rPr>
+            </w:pPr>
+            <w:r>
+              <w:rPr>
+                <w:rFonts w:eastAsia="Calibri" w:cs=""/>
+                <w:kern w:val="0"/>
+                <w:sz w:val="22"/>
+                <w:szCs w:val="22"/>
+                <w:lang w:val="en-US" w:eastAsia="en-US" w:bidi="ar-SA"/>
+              </w:rPr>
               <w:t>float</w:t>
             </w:r>
           </w:p>
         </w:tc>
         <w:tc>
           <w:tcPr>
-            <w:tcW w:w="4675" w:type="dxa"/>
+            <w:tcW w:w="4674" w:type="dxa"/>
+            <w:tcBorders/>
           </w:tcPr>
           <w:p>
-            <w:r>
+            <w:pPr>
+              <w:pStyle w:val="Normal"/>
+              <w:widowControl/>
+              <w:spacing w:lineRule="auto" w:line="240" w:before="0" w:after="0"/>
+              <w:jc w:val="left"/>
+              <w:rPr>
+                <w:rFonts w:ascii="Calibri" w:hAnsi="Calibri" w:eastAsia="Calibri" w:cs=""/>
+                <w:kern w:val="0"/>
+                <w:sz w:val="22"/>
+                <w:szCs w:val="22"/>
+                <w:lang w:val="en-US" w:eastAsia="en-US" w:bidi="ar-SA"/>
+              </w:rPr>
+            </w:pPr>
+            <w:r>
+              <w:rPr>
+                <w:rFonts w:eastAsia="Calibri" w:cs=""/>
+                <w:kern w:val="0"/>
+                <w:sz w:val="22"/>
+                <w:szCs w:val="22"/>
+                <w:lang w:val="en-US" w:eastAsia="en-US" w:bidi="ar-SA"/>
+              </w:rPr>
               <w:t>Float</w:t>
             </w:r>
           </w:p>
         </w:tc>
       </w:tr>
       <w:tr>
+        <w:trPr/>
         <w:tc>
           <w:tcPr>
             <w:tcW w:w="4675" w:type="dxa"/>
+            <w:tcBorders/>
           </w:tcPr>
           <w:p>
-            <w:r>
+            <w:pPr>
+              <w:pStyle w:val="Normal"/>
+              <w:widowControl/>
+              <w:spacing w:lineRule="auto" w:line="240" w:before="0" w:after="0"/>
+              <w:jc w:val="left"/>
+              <w:rPr>
+                <w:rFonts w:ascii="Calibri" w:hAnsi="Calibri" w:eastAsia="Calibri" w:cs=""/>
+                <w:kern w:val="0"/>
+                <w:sz w:val="22"/>
+                <w:szCs w:val="22"/>
+                <w:lang w:val="en-US" w:eastAsia="en-US" w:bidi="ar-SA"/>
+              </w:rPr>
+            </w:pPr>
+            <w:r>
+              <w:rPr>
+                <w:rFonts w:eastAsia="Calibri" w:cs=""/>
+                <w:kern w:val="0"/>
+                <w:sz w:val="22"/>
+                <w:szCs w:val="22"/>
+                <w:lang w:val="en-US" w:eastAsia="en-US" w:bidi="ar-SA"/>
+              </w:rPr>
               <w:t>char</w:t>
             </w:r>
           </w:p>
         </w:tc>
         <w:tc>
           <w:tcPr>
-            <w:tcW w:w="4675" w:type="dxa"/>
+            <w:tcW w:w="4674" w:type="dxa"/>
+            <w:tcBorders/>
           </w:tcPr>
           <w:p>
-            <w:r>
+            <w:pPr>
+              <w:pStyle w:val="Normal"/>
+              <w:widowControl/>
+              <w:spacing w:lineRule="auto" w:line="240" w:before="0" w:after="0"/>
+              <w:jc w:val="left"/>
+              <w:rPr>
+                <w:rFonts w:ascii="Calibri" w:hAnsi="Calibri" w:eastAsia="Calibri" w:cs=""/>
+                <w:kern w:val="0"/>
+                <w:sz w:val="22"/>
+                <w:szCs w:val="22"/>
+                <w:lang w:val="en-US" w:eastAsia="en-US" w:bidi="ar-SA"/>
+              </w:rPr>
+            </w:pPr>
+            <w:r>
+              <w:rPr>
+                <w:rFonts w:eastAsia="Calibri" w:cs=""/>
+                <w:kern w:val="0"/>
+                <w:sz w:val="22"/>
+                <w:szCs w:val="22"/>
+                <w:lang w:val="en-US" w:eastAsia="en-US" w:bidi="ar-SA"/>
+              </w:rPr>
               <w:t>Character</w:t>
             </w:r>
           </w:p>
         </w:tc>
       </w:tr>
       <w:tr>
+        <w:trPr/>
         <w:tc>
           <w:tcPr>
             <w:tcW w:w="4675" w:type="dxa"/>
+            <w:tcBorders/>
           </w:tcPr>
           <w:p>
-            <w:r>
-              <w:t>Byte</w:t>
+            <w:pPr>
+              <w:pStyle w:val="Normal"/>
+              <w:widowControl/>
+              <w:spacing w:lineRule="auto" w:line="240" w:before="0" w:after="0"/>
+              <w:jc w:val="left"/>
+              <w:rPr>
+                <w:rFonts w:ascii="Calibri" w:hAnsi="Calibri" w:eastAsia="Calibri" w:cs=""/>
+                <w:kern w:val="0"/>
+                <w:sz w:val="22"/>
+                <w:szCs w:val="22"/>
+                <w:lang w:val="en-US" w:eastAsia="en-US" w:bidi="ar-SA"/>
+              </w:rPr>
+            </w:pPr>
+            <w:r>
+              <w:rPr>
+                <w:rFonts w:eastAsia="Calibri" w:cs=""/>
+                <w:kern w:val="0"/>
+                <w:sz w:val="22"/>
+                <w:szCs w:val="22"/>
+                <w:lang w:val="en-US" w:eastAsia="en-US" w:bidi="ar-SA"/>
+              </w:rPr>
+              <w:t>b</w:t>
+            </w:r>
+            <w:r>
+              <w:rPr>
+                <w:rFonts w:eastAsia="Calibri" w:cs=""/>
+                <w:kern w:val="0"/>
+                <w:sz w:val="22"/>
+                <w:szCs w:val="22"/>
+                <w:lang w:val="en-US" w:eastAsia="en-US" w:bidi="ar-SA"/>
+              </w:rPr>
+              <w:t>yte</w:t>
             </w:r>
           </w:p>
         </w:tc>
         <w:tc>
           <w:tcPr>
-            <w:tcW w:w="4675" w:type="dxa"/>
+            <w:tcW w:w="4674" w:type="dxa"/>
+            <w:tcBorders/>
           </w:tcPr>
           <w:p>
-            <w:r>
+            <w:pPr>
+              <w:pStyle w:val="Normal"/>
+              <w:widowControl/>
+              <w:spacing w:lineRule="auto" w:line="240" w:before="0" w:after="0"/>
+              <w:jc w:val="left"/>
+              <w:rPr>
+                <w:rFonts w:ascii="Calibri" w:hAnsi="Calibri" w:eastAsia="Calibri" w:cs=""/>
+                <w:kern w:val="0"/>
+                <w:sz w:val="22"/>
+                <w:szCs w:val="22"/>
+                <w:lang w:val="en-US" w:eastAsia="en-US" w:bidi="ar-SA"/>
+              </w:rPr>
+            </w:pPr>
+            <w:r>
+              <w:rPr>
+                <w:rFonts w:eastAsia="Calibri" w:cs=""/>
+                <w:kern w:val="0"/>
+                <w:sz w:val="22"/>
+                <w:szCs w:val="22"/>
+                <w:lang w:val="en-US" w:eastAsia="en-US" w:bidi="ar-SA"/>
+              </w:rPr>
               <w:t>Byte</w:t>
             </w:r>
           </w:p>
         </w:tc>
       </w:tr>
       <w:tr>
+        <w:trPr/>
         <w:tc>
           <w:tcPr>
             <w:tcW w:w="4675" w:type="dxa"/>
+            <w:tcBorders/>
           </w:tcPr>
           <w:p>
-            <w:r>
-              <w:t>Boolean</w:t>
+            <w:pPr>
+              <w:pStyle w:val="Normal"/>
+              <w:widowControl/>
+              <w:spacing w:lineRule="auto" w:line="240" w:before="0" w:after="0"/>
+              <w:jc w:val="left"/>
+              <w:rPr>
+                <w:rFonts w:ascii="Calibri" w:hAnsi="Calibri" w:eastAsia="Calibri" w:cs=""/>
+                <w:kern w:val="0"/>
+                <w:sz w:val="22"/>
+                <w:szCs w:val="22"/>
+                <w:lang w:val="en-US" w:eastAsia="en-US" w:bidi="ar-SA"/>
+              </w:rPr>
+            </w:pPr>
+            <w:r>
+              <w:rPr>
+                <w:rFonts w:eastAsia="Calibri" w:cs=""/>
+                <w:kern w:val="0"/>
+                <w:sz w:val="22"/>
+                <w:szCs w:val="22"/>
+                <w:lang w:val="en-US" w:eastAsia="en-US" w:bidi="ar-SA"/>
+              </w:rPr>
+              <w:t>b</w:t>
+            </w:r>
+            <w:r>
+              <w:rPr>
+                <w:rFonts w:eastAsia="Calibri" w:cs=""/>
+                <w:kern w:val="0"/>
+                <w:sz w:val="22"/>
+                <w:szCs w:val="22"/>
+                <w:lang w:val="en-US" w:eastAsia="en-US" w:bidi="ar-SA"/>
+              </w:rPr>
+              <w:t>oolean</w:t>
             </w:r>
           </w:p>
         </w:tc>
         <w:tc>
           <w:tcPr>
-            <w:tcW w:w="4675" w:type="dxa"/>
+            <w:tcW w:w="4674" w:type="dxa"/>
+            <w:tcBorders/>
           </w:tcPr>
           <w:p>
-            <w:r>
+            <w:pPr>
+              <w:pStyle w:val="Normal"/>
+              <w:widowControl/>
+              <w:spacing w:lineRule="auto" w:line="240" w:before="0" w:after="0"/>
+              <w:jc w:val="left"/>
+              <w:rPr>
+                <w:rFonts w:ascii="Calibri" w:hAnsi="Calibri" w:eastAsia="Calibri" w:cs=""/>
+                <w:kern w:val="0"/>
+                <w:sz w:val="22"/>
+                <w:szCs w:val="22"/>
+                <w:lang w:val="en-US" w:eastAsia="en-US" w:bidi="ar-SA"/>
+              </w:rPr>
+            </w:pPr>
+            <w:r>
+              <w:rPr>
+                <w:rFonts w:eastAsia="Calibri" w:cs=""/>
+                <w:kern w:val="0"/>
+                <w:sz w:val="22"/>
+                <w:szCs w:val="22"/>
+                <w:lang w:val="en-US" w:eastAsia="en-US" w:bidi="ar-SA"/>
+              </w:rPr>
               <w:t>Boolean</w:t>
             </w:r>
           </w:p>
         </w:tc>
       </w:tr>
       <w:tr>
+        <w:trPr/>
         <w:tc>
           <w:tcPr>
             <w:tcW w:w="4675" w:type="dxa"/>
+            <w:tcBorders/>
           </w:tcPr>
           <w:p>
-            <w:r>
-              <w:t>Short</w:t>
+            <w:pPr>
+              <w:pStyle w:val="Normal"/>
+              <w:widowControl/>
+              <w:spacing w:lineRule="auto" w:line="240" w:before="0" w:after="0"/>
+              <w:jc w:val="left"/>
+              <w:rPr>
+                <w:rFonts w:ascii="Calibri" w:hAnsi="Calibri" w:eastAsia="Calibri" w:cs=""/>
+                <w:kern w:val="0"/>
+                <w:sz w:val="22"/>
+                <w:szCs w:val="22"/>
+                <w:lang w:val="en-US" w:eastAsia="en-US" w:bidi="ar-SA"/>
+              </w:rPr>
+            </w:pPr>
+            <w:r>
+              <w:rPr>
+                <w:rFonts w:eastAsia="Calibri" w:cs=""/>
+                <w:kern w:val="0"/>
+                <w:sz w:val="22"/>
+                <w:szCs w:val="22"/>
+                <w:lang w:val="en-US" w:eastAsia="en-US" w:bidi="ar-SA"/>
+              </w:rPr>
+              <w:t>s</w:t>
+            </w:r>
+            <w:r>
+              <w:rPr>
+                <w:rFonts w:eastAsia="Calibri" w:cs=""/>
+                <w:kern w:val="0"/>
+                <w:sz w:val="22"/>
+                <w:szCs w:val="22"/>
+                <w:lang w:val="en-US" w:eastAsia="en-US" w:bidi="ar-SA"/>
+              </w:rPr>
+              <w:t>hort</w:t>
             </w:r>
           </w:p>
         </w:tc>
         <w:tc>
           <w:tcPr>
-            <w:tcW w:w="4675" w:type="dxa"/>
+            <w:tcW w:w="4674" w:type="dxa"/>
+            <w:tcBorders/>
           </w:tcPr>
           <w:p>
-            <w:r>
-              <w:t>Shot</w:t>
+            <w:pPr>
+              <w:pStyle w:val="Normal"/>
+              <w:widowControl/>
+              <w:spacing w:lineRule="auto" w:line="240" w:before="0" w:after="0"/>
+              <w:jc w:val="left"/>
+              <w:rPr>
+                <w:rFonts w:ascii="Calibri" w:hAnsi="Calibri" w:eastAsia="Calibri" w:cs=""/>
+                <w:kern w:val="0"/>
+                <w:sz w:val="22"/>
+                <w:szCs w:val="22"/>
+                <w:lang w:val="en-US" w:eastAsia="en-US" w:bidi="ar-SA"/>
+              </w:rPr>
+            </w:pPr>
+            <w:r>
+              <w:rPr>
+                <w:rFonts w:eastAsia="Calibri" w:cs=""/>
+                <w:kern w:val="0"/>
+                <w:sz w:val="22"/>
+                <w:szCs w:val="22"/>
+                <w:lang w:val="en-US" w:eastAsia="en-US" w:bidi="ar-SA"/>
+              </w:rPr>
+              <w:t>Sho</w:t>
+            </w:r>
+            <w:r>
+              <w:rPr>
+                <w:rFonts w:eastAsia="Calibri" w:cs=""/>
+                <w:kern w:val="0"/>
+                <w:sz w:val="22"/>
+                <w:szCs w:val="22"/>
+                <w:lang w:val="en-US" w:eastAsia="en-US" w:bidi="ar-SA"/>
+              </w:rPr>
+              <w:t>r</w:t>
+            </w:r>
+            <w:r>
+              <w:rPr>
+                <w:rFonts w:eastAsia="Calibri" w:cs=""/>
+                <w:kern w:val="0"/>
+                <w:sz w:val="22"/>
+                <w:szCs w:val="22"/>
+                <w:lang w:val="en-US" w:eastAsia="en-US" w:bidi="ar-SA"/>
+              </w:rPr>
+              <w:t>t</w:t>
             </w:r>
           </w:p>
         </w:tc>
       </w:tr>
     </w:tbl>
-    <w:p/>
-    <w:p>
-      <w:r>
-        <w:t>Non-Primitive</w:t>
-      </w:r>
-      <w:r>
-        <w:t xml:space="preserve"> Data Types</w:t>
-      </w:r>
-    </w:p>
-    <w:p>
-      <w:r>
+    <w:p>
+      <w:pPr>
+        <w:pStyle w:val="Normal"/>
+        <w:rPr/>
+      </w:pPr>
+      <w:r>
+        <w:rPr/>
+      </w:r>
+    </w:p>
+    <w:p>
+      <w:pPr>
+        <w:pStyle w:val="Normal"/>
+        <w:rPr/>
+      </w:pPr>
+      <w:r>
+        <w:rPr/>
+        <w:t>Non-Primitive Data Types</w:t>
+      </w:r>
+    </w:p>
+    <w:p>
+      <w:pPr>
+        <w:pStyle w:val="Normal"/>
+        <w:rPr/>
+      </w:pPr>
+      <w:r>
+        <w:rPr/>
         <w:t xml:space="preserve">String </w:t>
       </w:r>
     </w:p>
-    <w:p/>
-    <w:p>
-      <w:r>
+    <w:p>
+      <w:pPr>
+        <w:pStyle w:val="Normal"/>
+        <w:rPr/>
+      </w:pPr>
+      <w:r>
+        <w:rPr/>
+      </w:r>
+    </w:p>
+    <w:p>
+      <w:pPr>
+        <w:pStyle w:val="Normal"/>
+        <w:rPr/>
+      </w:pPr>
+      <w:r>
+        <w:rPr/>
         <w:t>Custom Types:</w:t>
       </w:r>
     </w:p>
     <w:p>
-      <w:r>
-        <w:t xml:space="preserve">Example: </w:t>
-      </w:r>
-      <w:proofErr w:type="spellStart"/>
-      <w:r>
-        <w:t>MyClass</w:t>
-      </w:r>
-      <w:proofErr w:type="spellEnd"/>
-      <w:r>
-        <w:t>, Array, Student</w:t>
-      </w:r>
-    </w:p>
-    <w:p/>
-    <w:p>
-      <w:r>
+      <w:pPr>
+        <w:pStyle w:val="Normal"/>
+        <w:rPr/>
+      </w:pPr>
+      <w:r>
+        <w:rPr/>
+        <w:t>Example: MyClass, Array, Student</w:t>
+      </w:r>
+    </w:p>
+    <w:p>
+      <w:pPr>
+        <w:pStyle w:val="Normal"/>
+        <w:rPr/>
+      </w:pPr>
+      <w:r>
+        <w:rPr/>
+      </w:r>
+    </w:p>
+    <w:p>
+      <w:pPr>
+        <w:pStyle w:val="Normal"/>
+        <w:rPr/>
+      </w:pPr>
+      <w:r>
+        <w:rPr/>
         <w:t>Syntax:</w:t>
       </w:r>
     </w:p>
     <w:p>
-      <w:r>
-        <w:t xml:space="preserve">Data Type </w:t>
-      </w:r>
-      <w:proofErr w:type="spellStart"/>
-      <w:r>
-        <w:t>vaiableName</w:t>
-      </w:r>
-      <w:proofErr w:type="spellEnd"/>
-      <w:r>
-        <w:t xml:space="preserve"> = value;</w:t>
-      </w:r>
-    </w:p>
-    <w:p>
+      <w:pPr>
+        <w:pStyle w:val="Normal"/>
+        <w:rPr/>
+      </w:pPr>
+      <w:r>
+        <w:rPr/>
+        <w:t>Data Type vaiableName = value;</w:t>
+      </w:r>
+    </w:p>
+    <w:p>
+      <w:pPr>
+        <w:pStyle w:val="Normal"/>
+        <w:rPr/>
+      </w:pPr>
       <w:commentRangeStart w:id="0"/>
       <w:r>
+        <w:rPr/>
         <w:t xml:space="preserve">int </w:t>
       </w:r>
+      <w:r>
+        <w:rPr/>
+      </w:r>
+      <w:commentRangeStart w:id="1"/>
       <w:commentRangeEnd w:id="0"/>
       <w:r>
-        <w:rPr>
-          <w:rStyle w:val="CommentReference"/>
-        </w:rPr>
         <w:commentReference w:id="0"/>
       </w:r>
-      <w:commentRangeStart w:id="1"/>
-      <w:r>
+      <w:r>
+        <w:rPr/>
         <w:t xml:space="preserve">a </w:t>
       </w:r>
+      <w:r>
+        <w:rPr/>
+      </w:r>
       <w:commentRangeEnd w:id="1"/>
       <w:r>
-        <w:rPr>
-          <w:rStyle w:val="CommentReference"/>
-        </w:rPr>
         <w:commentReference w:id="1"/>
       </w:r>
       <w:r>
+        <w:rPr/>
         <w:t xml:space="preserve">= </w:t>
       </w:r>
       <w:commentRangeStart w:id="2"/>
       <w:r>
+        <w:rPr/>
         <w:t>5</w:t>
       </w:r>
+      <w:r>
+        <w:rPr/>
+      </w:r>
       <w:commentRangeEnd w:id="2"/>
       <w:r>
-        <w:rPr>
-          <w:rStyle w:val="CommentReference"/>
-        </w:rPr>
         <w:commentReference w:id="2"/>
       </w:r>
       <w:r>
+        <w:rPr/>
         <w:t>;</w:t>
       </w:r>
     </w:p>
     <w:p>
-      <w:r>
-        <w:t>String name = “</w:t>
-      </w:r>
-      <w:proofErr w:type="spellStart"/>
-      <w:r>
-        <w:t>Juman</w:t>
-      </w:r>
-      <w:proofErr w:type="spellEnd"/>
-      <w:r>
-        <w:t>”;</w:t>
-      </w:r>
-    </w:p>
-    <w:p/>
-    <w:p>
-      <w:r>
+      <w:pPr>
+        <w:pStyle w:val="Normal"/>
+        <w:rPr/>
+      </w:pPr>
+      <w:r>
+        <w:rPr/>
+        <w:t>String name = “Juman”;</w:t>
+      </w:r>
+    </w:p>
+    <w:p>
+      <w:pPr>
+        <w:pStyle w:val="Normal"/>
+        <w:rPr/>
+      </w:pPr>
+      <w:r>
+        <w:rPr/>
+      </w:r>
+    </w:p>
+    <w:p>
+      <w:pPr>
+        <w:pStyle w:val="Normal"/>
+        <w:rPr/>
+      </w:pPr>
+      <w:r>
+        <w:rPr/>
         <w:t>Custom Types:</w:t>
       </w:r>
     </w:p>
     <w:p>
-      <w:r>
+      <w:pPr>
+        <w:pStyle w:val="Normal"/>
+        <w:rPr/>
+      </w:pPr>
+      <w:r>
+        <w:rPr/>
         <w:t>Syntax:</w:t>
       </w:r>
     </w:p>
     <w:p>
-      <w:r>
+      <w:pPr>
+        <w:pStyle w:val="Normal"/>
+        <w:rPr/>
+      </w:pPr>
+      <w:r>
+        <w:rPr/>
         <w:t xml:space="preserve">Data Type variable = new Class Constructor </w:t>
       </w:r>
     </w:p>
-    <w:p/>
-    <w:p>
+    <w:p>
+      <w:pPr>
+        <w:pStyle w:val="Normal"/>
+        <w:rPr/>
+      </w:pPr>
+      <w:r>
+        <w:rPr/>
+      </w:r>
+    </w:p>
+    <w:p>
+      <w:pPr>
+        <w:pStyle w:val="Normal"/>
+        <w:rPr/>
+      </w:pPr>
       <w:commentRangeStart w:id="3"/>
       <w:r>
+        <w:rPr/>
         <w:t xml:space="preserve">Student </w:t>
       </w:r>
+      <w:r>
+        <w:rPr/>
+      </w:r>
+      <w:commentRangeStart w:id="4"/>
       <w:commentRangeEnd w:id="3"/>
       <w:r>
-        <w:rPr>
-          <w:rStyle w:val="CommentReference"/>
-        </w:rPr>
         <w:commentReference w:id="3"/>
       </w:r>
-      <w:commentRangeStart w:id="4"/>
-      <w:proofErr w:type="spellStart"/>
-      <w:r>
-        <w:t>ob</w:t>
-      </w:r>
-      <w:proofErr w:type="spellEnd"/>
-      <w:r>
-        <w:t xml:space="preserve"> </w:t>
+      <w:r>
+        <w:rPr/>
+        <w:t xml:space="preserve">ob </w:t>
+      </w:r>
+      <w:r>
+        <w:rPr/>
       </w:r>
       <w:commentRangeEnd w:id="4"/>
       <w:r>
-        <w:rPr>
-          <w:rStyle w:val="CommentReference"/>
-        </w:rPr>
         <w:commentReference w:id="4"/>
       </w:r>
       <w:r>
+        <w:rPr/>
         <w:t xml:space="preserve">= </w:t>
       </w:r>
       <w:commentRangeStart w:id="5"/>
       <w:r>
+        <w:rPr/>
         <w:t xml:space="preserve">new </w:t>
       </w:r>
+      <w:r>
+        <w:rPr/>
+      </w:r>
+      <w:commentRangeStart w:id="6"/>
       <w:commentRangeEnd w:id="5"/>
       <w:r>
-        <w:rPr>
-          <w:rStyle w:val="CommentReference"/>
-        </w:rPr>
         <w:commentReference w:id="5"/>
       </w:r>
-      <w:commentRangeStart w:id="6"/>
-      <w:r>
+      <w:r>
+        <w:rPr/>
         <w:t>Student</w:t>
       </w:r>
+      <w:r>
+        <w:rPr/>
+      </w:r>
       <w:commentRangeEnd w:id="6"/>
       <w:r>
-        <w:rPr>
-          <w:rStyle w:val="CommentReference"/>
-        </w:rPr>
         <w:commentReference w:id="6"/>
       </w:r>
       <w:r>
+        <w:rPr/>
         <w:t>();</w:t>
       </w:r>
     </w:p>
-    <w:p/>
-    <w:p/>
+    <w:p>
+      <w:pPr>
+        <w:pStyle w:val="Normal"/>
+        <w:rPr/>
+      </w:pPr>
+      <w:r>
+        <w:rPr/>
+      </w:r>
+    </w:p>
+    <w:p>
+      <w:pPr>
+        <w:pStyle w:val="Normal"/>
+        <w:widowControl/>
+        <w:bidi w:val="0"/>
+        <w:spacing w:lineRule="auto" w:line="259" w:before="0" w:after="160"/>
+        <w:jc w:val="left"/>
+        <w:rPr/>
+      </w:pPr>
+      <w:r>
+        <w:rPr/>
+      </w:r>
+    </w:p>
     <w:sectPr>
+      <w:type w:val="nextPage"/>
       <w:pgSz w:w="12240" w:h="15840"/>
-      <w:pgMar w:top="1440" w:right="1440" w:bottom="1440" w:left="1440" w:header="720" w:footer="720" w:gutter="0"/>
-      <w:cols w:space="720"/>
-      <w:docGrid w:linePitch="360"/>
+      <w:pgMar w:left="1440" w:right="1440" w:gutter="0" w:header="0" w:top="1440" w:footer="0" w:bottom="1440"/>
+      <w:pgNumType w:fmt="decimal"/>
+      <w:formProt w:val="false"/>
+      <w:textDirection w:val="lrTb"/>
+      <w:docGrid w:type="default" w:linePitch="360" w:charSpace="4096"/>
     </w:sectPr>
   </w:body>
 </w:document>
 </file>
 
 <file path=word/comments.xml><?xml version="1.0" encoding="utf-8"?>
-<w:comments xmlns:wpc="http://schemas.microsoft.com/office/word/2010/wordprocessingCanvas" xmlns:cx="http://schemas.microsoft.com/office/drawing/2014/chartex" xmlns:cx1="http://schemas.microsoft.com/office/drawing/2015/9/8/chartex" xmlns:cx2="http://schemas.microsoft.com/office/drawing/2015/10/21/chartex" xmlns:cx3="http://schemas.microsoft.com/office/drawing/2016/5/9/chartex" xmlns:cx4="http://schemas.microsoft.com/office/drawing/2016/5/10/chartex" xmlns:cx5="http://schemas.microsoft.com/office/drawing/2016/5/11/chartex" xmlns:cx6="http://schemas.microsoft.com/office/drawing/2016/5/12/chartex" xmlns:cx7="http://schemas.microsoft.com/office/drawing/2016/5/13/chartex" xmlns:cx8="http://schemas.microsoft.com/office/drawing/2016/5/14/chartex" xmlns:mc="http://schemas.openxmlformats.org/markup-compatibility/2006" xmlns:aink="http://schemas.microsoft.com/office/drawing/2016/ink" xmlns:am3d="http://schemas.microsoft.com/office/drawing/2017/model3d" xmlns:o="urn:schemas-microsoft-com:office:office" xmlns:oel="http://schemas.microsoft.com/office/2019/extlst" xmlns:r="http://schemas.openxmlformats.org/officeDocument/2006/relationships" xmlns:m="http://schemas.openxmlformats.org/officeDocument/2006/math" xmlns:v="urn:schemas-microsoft-com:vml" xmlns:wp14="http://schemas.microsoft.com/office/word/2010/wordprocessingDrawing" xmlns:wp="http://schemas.openxmlformats.org/drawingml/2006/wordprocessingDrawing" xmlns:w10="urn:schemas-microsoft-com:office:word" xmlns:w="http://schemas.openxmlformats.org/wordprocessingml/2006/main" xmlns:w14="http://schemas.microsoft.com/office/word/2010/wordml" xmlns:w15="http://schemas.microsoft.com/office/word/2012/wordml" xmlns:w16cex="http://schemas.microsoft.com/office/word/2018/wordml/cex" xmlns:w16cid="http://schemas.microsoft.com/office/word/2016/wordml/cid" xmlns:w16="http://schemas.microsoft.com/office/word/2018/wordml" xmlns:w16sdtdh="http://schemas.microsoft.com/office/word/2020/wordml/sdtdatahash" xmlns:w16se="http://schemas.microsoft.com/office/word/2015/wordml/symex" xmlns:wpg="http://schemas.microsoft.com/office/word/2010/wordprocessingGroup" xmlns:wpi="http://schemas.microsoft.com/office/word/2010/wordprocessingInk" xmlns:wne="http://schemas.microsoft.com/office/word/2006/wordml" xmlns:wps="http://schemas.microsoft.com/office/word/2010/wordprocessingShape" mc:Ignorable="w14 w15 w16se w16cid w16 w16cex w16sdtdh wp14">
+<w:comments xmlns:o="urn:schemas-microsoft-com:office:office" xmlns:r="http://schemas.openxmlformats.org/officeDocument/2006/relationships" xmlns:v="urn:schemas-microsoft-com:vml" xmlns:w="http://schemas.openxmlformats.org/wordprocessingml/2006/main" xmlns:w10="urn:schemas-microsoft-com:office:word" xmlns:wp="http://schemas.openxmlformats.org/drawingml/2006/wordprocessingDrawing" xmlns:wps="http://schemas.microsoft.com/office/word/2010/wordprocessingShape" xmlns:wpg="http://schemas.microsoft.com/office/word/2010/wordprocessingGroup" xmlns:mc="http://schemas.openxmlformats.org/markup-compatibility/2006" xmlns:wp14="http://schemas.microsoft.com/office/word/2010/wordprocessingDrawing" xmlns:w14="http://schemas.microsoft.com/office/word/2010/wordml" xmlns:w15="http://schemas.microsoft.com/office/word/2012/wordml" mc:Ignorable="w14 wp14 w15">
   <w:comment w:id="0" w:author="Shafique Dhuyo" w:date="2022-08-31T22:59:00Z" w:initials="SD">
     <w:p>
-      <w:pPr>
-        <w:pStyle w:val="CommentText"/>
-      </w:pPr>
       <w:r>
         <w:rPr>
-          <w:rStyle w:val="CommentReference"/>
+          <w:rFonts w:ascii="Liberation Serif" w:hAnsi="Liberation Serif" w:eastAsia="Segoe UI" w:cs="Tahoma"/>
+          <w:sz w:val="24"/>
+          <w:szCs w:val="24"/>
+          <w:lang w:val="en-US" w:eastAsia="en-US" w:bidi="en-US"/>
         </w:rPr>
-        <w:annotationRef/>
-      </w:r>
-      <w:r>
         <w:t>Data Type</w:t>
       </w:r>
     </w:p>
   </w:comment>
   <w:comment w:id="1" w:author="Shafique Dhuyo" w:date="2022-08-31T22:59:00Z" w:initials="SD">
     <w:p>
-      <w:pPr>
-        <w:pStyle w:val="CommentText"/>
-      </w:pPr>
       <w:r>
         <w:rPr>
-          <w:rStyle w:val="CommentReference"/>
+          <w:rFonts w:ascii="Liberation Serif" w:hAnsi="Liberation Serif" w:eastAsia="Segoe UI" w:cs="Tahoma"/>
+          <w:sz w:val="24"/>
+          <w:szCs w:val="24"/>
+          <w:lang w:val="en-US" w:eastAsia="en-US" w:bidi="en-US"/>
         </w:rPr>
-        <w:annotationRef/>
-      </w:r>
-      <w:r>
         <w:t>Variable name</w:t>
       </w:r>
     </w:p>
   </w:comment>
   <w:comment w:id="2" w:author="Shafique Dhuyo" w:date="2022-08-31T22:59:00Z" w:initials="SD">
     <w:p>
-      <w:pPr>
-        <w:pStyle w:val="CommentText"/>
-      </w:pPr>
       <w:r>
         <w:rPr>
-          <w:rStyle w:val="CommentReference"/>
+          <w:rFonts w:ascii="Liberation Serif" w:hAnsi="Liberation Serif" w:eastAsia="Segoe UI" w:cs="Tahoma"/>
+          <w:sz w:val="24"/>
+          <w:szCs w:val="24"/>
+          <w:lang w:val="en-US" w:eastAsia="en-US" w:bidi="en-US"/>
         </w:rPr>
-        <w:annotationRef/>
-      </w:r>
-      <w:r>
         <w:t>value</w:t>
       </w:r>
     </w:p>
   </w:comment>
   <w:comment w:id="3" w:author="Shafique Dhuyo" w:date="2022-08-31T23:06:00Z" w:initials="SD">
     <w:p>
-      <w:pPr>
-        <w:pStyle w:val="CommentText"/>
-      </w:pPr>
       <w:r>
         <w:rPr>
-          <w:rStyle w:val="CommentReference"/>
+          <w:rFonts w:ascii="Liberation Serif" w:hAnsi="Liberation Serif" w:eastAsia="Segoe UI" w:cs="Tahoma"/>
+          <w:sz w:val="24"/>
+          <w:szCs w:val="24"/>
+          <w:lang w:val="en-US" w:eastAsia="en-US" w:bidi="en-US"/>
         </w:rPr>
-        <w:annotationRef/>
-      </w:r>
-      <w:r>
         <w:t>Custom data type of Student class</w:t>
       </w:r>
     </w:p>
   </w:comment>
   <w:comment w:id="4" w:author="Shafique Dhuyo" w:date="2022-08-31T23:05:00Z" w:initials="SD">
     <w:p>
-      <w:pPr>
-        <w:pStyle w:val="CommentText"/>
-      </w:pPr>
       <w:r>
         <w:rPr>
-          <w:rStyle w:val="CommentReference"/>
+          <w:rFonts w:ascii="Liberation Serif" w:hAnsi="Liberation Serif" w:eastAsia="Segoe UI" w:cs="Tahoma"/>
+          <w:sz w:val="24"/>
+          <w:szCs w:val="24"/>
+          <w:lang w:val="en-US" w:eastAsia="en-US" w:bidi="en-US"/>
         </w:rPr>
-        <w:annotationRef/>
-      </w:r>
-      <w:r>
         <w:t>object variable name</w:t>
       </w:r>
     </w:p>
   </w:comment>
   <w:comment w:id="5" w:author="Shafique Dhuyo" w:date="2022-08-31T23:05:00Z" w:initials="SD">
     <w:p>
-      <w:pPr>
-        <w:pStyle w:val="CommentText"/>
-      </w:pPr>
       <w:r>
         <w:rPr>
-          <w:rStyle w:val="CommentReference"/>
+          <w:rFonts w:ascii="Liberation Serif" w:hAnsi="Liberation Serif" w:eastAsia="Segoe UI" w:cs="Tahoma"/>
+          <w:sz w:val="24"/>
+          <w:szCs w:val="24"/>
+          <w:lang w:val="en-US" w:eastAsia="en-US" w:bidi="en-US"/>
         </w:rPr>
-        <w:annotationRef/>
-      </w:r>
-      <w:r>
         <w:t>new keyword to create object of class</w:t>
       </w:r>
     </w:p>
   </w:comment>
   <w:comment w:id="6" w:author="Shafique Dhuyo" w:date="2022-08-31T23:03:00Z" w:initials="SD">
     <w:p>
-      <w:pPr>
-        <w:pStyle w:val="CommentText"/>
-      </w:pPr>
       <w:r>
         <w:rPr>
-          <w:rStyle w:val="CommentReference"/>
+          <w:rFonts w:ascii="Liberation Serif" w:hAnsi="Liberation Serif" w:eastAsia="Segoe UI" w:cs="Tahoma"/>
+          <w:sz w:val="24"/>
+          <w:szCs w:val="24"/>
+          <w:lang w:val="en-US" w:eastAsia="en-US" w:bidi="en-US"/>
         </w:rPr>
-        <w:annotationRef/>
-      </w:r>
-      <w:r>
         <w:t>Constructor is also special type of type method which does not return any value and constructor and class name will be always same.</w:t>
       </w:r>
     </w:p>
@@ -534,56 +1077,12 @@
 </w:comments>
 </file>
 
-<file path=word/commentsExtended.xml><?xml version="1.0" encoding="utf-8"?>
-<w15:commentsEx xmlns:wpc="http://schemas.microsoft.com/office/word/2010/wordprocessingCanvas" xmlns:cx="http://schemas.microsoft.com/office/drawing/2014/chartex" xmlns:cx1="http://schemas.microsoft.com/office/drawing/2015/9/8/chartex" xmlns:cx2="http://schemas.microsoft.com/office/drawing/2015/10/21/chartex" xmlns:cx3="http://schemas.microsoft.com/office/drawing/2016/5/9/chartex" xmlns:cx4="http://schemas.microsoft.com/office/drawing/2016/5/10/chartex" xmlns:cx5="http://schemas.microsoft.com/office/drawing/2016/5/11/chartex" xmlns:cx6="http://schemas.microsoft.com/office/drawing/2016/5/12/chartex" xmlns:cx7="http://schemas.microsoft.com/office/drawing/2016/5/13/chartex" xmlns:cx8="http://schemas.microsoft.com/office/drawing/2016/5/14/chartex" xmlns:mc="http://schemas.openxmlformats.org/markup-compatibility/2006" xmlns:aink="http://schemas.microsoft.com/office/drawing/2016/ink" xmlns:am3d="http://schemas.microsoft.com/office/drawing/2017/model3d" xmlns:o="urn:schemas-microsoft-com:office:office" xmlns:oel="http://schemas.microsoft.com/office/2019/extlst" xmlns:r="http://schemas.openxmlformats.org/officeDocument/2006/relationships" xmlns:m="http://schemas.openxmlformats.org/officeDocument/2006/math" xmlns:v="urn:schemas-microsoft-com:vml" xmlns:wp14="http://schemas.microsoft.com/office/word/2010/wordprocessingDrawing" xmlns:wp="http://schemas.openxmlformats.org/drawingml/2006/wordprocessingDrawing" xmlns:w10="urn:schemas-microsoft-com:office:word" xmlns:w="http://schemas.openxmlformats.org/wordprocessingml/2006/main" xmlns:w14="http://schemas.microsoft.com/office/word/2010/wordml" xmlns:w15="http://schemas.microsoft.com/office/word/2012/wordml" xmlns:w16cex="http://schemas.microsoft.com/office/word/2018/wordml/cex" xmlns:w16cid="http://schemas.microsoft.com/office/word/2016/wordml/cid" xmlns:w16="http://schemas.microsoft.com/office/word/2018/wordml" xmlns:w16sdtdh="http://schemas.microsoft.com/office/word/2020/wordml/sdtdatahash" xmlns:w16se="http://schemas.microsoft.com/office/word/2015/wordml/symex" xmlns:wpg="http://schemas.microsoft.com/office/word/2010/wordprocessingGroup" xmlns:wpi="http://schemas.microsoft.com/office/word/2010/wordprocessingInk" xmlns:wne="http://schemas.microsoft.com/office/word/2006/wordml" xmlns:wps="http://schemas.microsoft.com/office/word/2010/wordprocessingShape" mc:Ignorable="w14 w15 w16se w16cid w16 w16cex w16sdtdh wp14">
-  <w15:commentEx w15:paraId="70F0C8E3" w15:done="0"/>
-  <w15:commentEx w15:paraId="0AC1A14E" w15:done="0"/>
-  <w15:commentEx w15:paraId="230A0906" w15:done="0"/>
-  <w15:commentEx w15:paraId="56C3B062" w15:done="0"/>
-  <w15:commentEx w15:paraId="49AF6D5B" w15:done="0"/>
-  <w15:commentEx w15:paraId="0357CE77" w15:done="0"/>
-  <w15:commentEx w15:paraId="77F0D2FE" w15:done="0"/>
-</w15:commentsEx>
-</file>
-
-<file path=word/commentsExtensible.xml><?xml version="1.0" encoding="utf-8"?>
-<w16cex:commentsExtensible xmlns:wpc="http://schemas.microsoft.com/office/word/2010/wordprocessingCanvas" xmlns:cx="http://schemas.microsoft.com/office/drawing/2014/chartex" xmlns:cx1="http://schemas.microsoft.com/office/drawing/2015/9/8/chartex" xmlns:cx2="http://schemas.microsoft.com/office/drawing/2015/10/21/chartex" xmlns:cx3="http://schemas.microsoft.com/office/drawing/2016/5/9/chartex" xmlns:cx4="http://schemas.microsoft.com/office/drawing/2016/5/10/chartex" xmlns:cx5="http://schemas.microsoft.com/office/drawing/2016/5/11/chartex" xmlns:cx6="http://schemas.microsoft.com/office/drawing/2016/5/12/chartex" xmlns:cx7="http://schemas.microsoft.com/office/drawing/2016/5/13/chartex" xmlns:cx8="http://schemas.microsoft.com/office/drawing/2016/5/14/chartex" xmlns:mc="http://schemas.openxmlformats.org/markup-compatibility/2006" xmlns:aink="http://schemas.microsoft.com/office/drawing/2016/ink" xmlns:am3d="http://schemas.microsoft.com/office/drawing/2017/model3d" xmlns:o="urn:schemas-microsoft-com:office:office" xmlns:oel="http://schemas.microsoft.com/office/2019/extlst" xmlns:r="http://schemas.openxmlformats.org/officeDocument/2006/relationships" xmlns:m="http://schemas.openxmlformats.org/officeDocument/2006/math" xmlns:v="urn:schemas-microsoft-com:vml" xmlns:wp14="http://schemas.microsoft.com/office/word/2010/wordprocessingDrawing" xmlns:wp="http://schemas.openxmlformats.org/drawingml/2006/wordprocessingDrawing" xmlns:w10="urn:schemas-microsoft-com:office:word" xmlns:w="http://schemas.openxmlformats.org/wordprocessingml/2006/main" xmlns:w14="http://schemas.microsoft.com/office/word/2010/wordml" xmlns:w15="http://schemas.microsoft.com/office/word/2012/wordml" xmlns:w16cex="http://schemas.microsoft.com/office/word/2018/wordml/cex" xmlns:w16cid="http://schemas.microsoft.com/office/word/2016/wordml/cid" xmlns:w16="http://schemas.microsoft.com/office/word/2018/wordml" xmlns:w16sdtdh="http://schemas.microsoft.com/office/word/2020/wordml/sdtdatahash" xmlns:w16se="http://schemas.microsoft.com/office/word/2015/wordml/symex" xmlns:wpg="http://schemas.microsoft.com/office/word/2010/wordprocessingGroup" xmlns:wpi="http://schemas.microsoft.com/office/word/2010/wordprocessingInk" xmlns:wne="http://schemas.microsoft.com/office/word/2006/wordml" xmlns:wps="http://schemas.microsoft.com/office/word/2010/wordprocessingShape" mc:Ignorable="w14 w15 w16se w16cid w16 w16cex w16sdtdh wp14">
-  <w16cex:commentExtensible w16cex:durableId="26BA6644" w16cex:dateUtc="2022-08-31T19:59:00Z"/>
-  <w16cex:commentExtensible w16cex:durableId="26BA664B" w16cex:dateUtc="2022-08-31T19:59:00Z"/>
-  <w16cex:commentExtensible w16cex:durableId="26BA6657" w16cex:dateUtc="2022-08-31T19:59:00Z"/>
-  <w16cex:commentExtensible w16cex:durableId="26BA67E9" w16cex:dateUtc="2022-08-31T20:06:00Z"/>
-  <w16cex:commentExtensible w16cex:durableId="26BA67D4" w16cex:dateUtc="2022-08-31T20:05:00Z"/>
-  <w16cex:commentExtensible w16cex:durableId="26BA67A3" w16cex:dateUtc="2022-08-31T20:05:00Z"/>
-  <w16cex:commentExtensible w16cex:durableId="26BA6742" w16cex:dateUtc="2022-08-31T20:03:00Z"/>
-</w16cex:commentsExtensible>
-</file>
-
-<file path=word/commentsIds.xml><?xml version="1.0" encoding="utf-8"?>
-<w16cid:commentsIds xmlns:wpc="http://schemas.microsoft.com/office/word/2010/wordprocessingCanvas" xmlns:cx="http://schemas.microsoft.com/office/drawing/2014/chartex" xmlns:cx1="http://schemas.microsoft.com/office/drawing/2015/9/8/chartex" xmlns:cx2="http://schemas.microsoft.com/office/drawing/2015/10/21/chartex" xmlns:cx3="http://schemas.microsoft.com/office/drawing/2016/5/9/chartex" xmlns:cx4="http://schemas.microsoft.com/office/drawing/2016/5/10/chartex" xmlns:cx5="http://schemas.microsoft.com/office/drawing/2016/5/11/chartex" xmlns:cx6="http://schemas.microsoft.com/office/drawing/2016/5/12/chartex" xmlns:cx7="http://schemas.microsoft.com/office/drawing/2016/5/13/chartex" xmlns:cx8="http://schemas.microsoft.com/office/drawing/2016/5/14/chartex" xmlns:mc="http://schemas.openxmlformats.org/markup-compatibility/2006" xmlns:aink="http://schemas.microsoft.com/office/drawing/2016/ink" xmlns:am3d="http://schemas.microsoft.com/office/drawing/2017/model3d" xmlns:o="urn:schemas-microsoft-com:office:office" xmlns:oel="http://schemas.microsoft.com/office/2019/extlst" xmlns:r="http://schemas.openxmlformats.org/officeDocument/2006/relationships" xmlns:m="http://schemas.openxmlformats.org/officeDocument/2006/math" xmlns:v="urn:schemas-microsoft-com:vml" xmlns:wp14="http://schemas.microsoft.com/office/word/2010/wordprocessingDrawing" xmlns:wp="http://schemas.openxmlformats.org/drawingml/2006/wordprocessingDrawing" xmlns:w10="urn:schemas-microsoft-com:office:word" xmlns:w="http://schemas.openxmlformats.org/wordprocessingml/2006/main" xmlns:w14="http://schemas.microsoft.com/office/word/2010/wordml" xmlns:w15="http://schemas.microsoft.com/office/word/2012/wordml" xmlns:w16cex="http://schemas.microsoft.com/office/word/2018/wordml/cex" xmlns:w16cid="http://schemas.microsoft.com/office/word/2016/wordml/cid" xmlns:w16="http://schemas.microsoft.com/office/word/2018/wordml" xmlns:w16sdtdh="http://schemas.microsoft.com/office/word/2020/wordml/sdtdatahash" xmlns:w16se="http://schemas.microsoft.com/office/word/2015/wordml/symex" xmlns:wpg="http://schemas.microsoft.com/office/word/2010/wordprocessingGroup" xmlns:wpi="http://schemas.microsoft.com/office/word/2010/wordprocessingInk" xmlns:wne="http://schemas.microsoft.com/office/word/2006/wordml" xmlns:wps="http://schemas.microsoft.com/office/word/2010/wordprocessingShape" mc:Ignorable="w14 w15 w16se w16cid w16 w16cex w16sdtdh wp14">
-  <w16cid:commentId w16cid:paraId="70F0C8E3" w16cid:durableId="26BA6644"/>
-  <w16cid:commentId w16cid:paraId="0AC1A14E" w16cid:durableId="26BA664B"/>
-  <w16cid:commentId w16cid:paraId="230A0906" w16cid:durableId="26BA6657"/>
-  <w16cid:commentId w16cid:paraId="56C3B062" w16cid:durableId="26BA67E9"/>
-  <w16cid:commentId w16cid:paraId="49AF6D5B" w16cid:durableId="26BA67D4"/>
-  <w16cid:commentId w16cid:paraId="0357CE77" w16cid:durableId="26BA67A3"/>
-  <w16cid:commentId w16cid:paraId="77F0D2FE" w16cid:durableId="26BA6742"/>
-</w16cid:commentsIds>
-</file>
-
-<file path=word/people.xml><?xml version="1.0" encoding="utf-8"?>
-<w15:people xmlns:wpc="http://schemas.microsoft.com/office/word/2010/wordprocessingCanvas" xmlns:cx="http://schemas.microsoft.com/office/drawing/2014/chartex" xmlns:cx1="http://schemas.microsoft.com/office/drawing/2015/9/8/chartex" xmlns:cx2="http://schemas.microsoft.com/office/drawing/2015/10/21/chartex" xmlns:cx3="http://schemas.microsoft.com/office/drawing/2016/5/9/chartex" xmlns:cx4="http://schemas.microsoft.com/office/drawing/2016/5/10/chartex" xmlns:cx5="http://schemas.microsoft.com/office/drawing/2016/5/11/chartex" xmlns:cx6="http://schemas.microsoft.com/office/drawing/2016/5/12/chartex" xmlns:cx7="http://schemas.microsoft.com/office/drawing/2016/5/13/chartex" xmlns:cx8="http://schemas.microsoft.com/office/drawing/2016/5/14/chartex" xmlns:mc="http://schemas.openxmlformats.org/markup-compatibility/2006" xmlns:aink="http://schemas.microsoft.com/office/drawing/2016/ink" xmlns:am3d="http://schemas.microsoft.com/office/drawing/2017/model3d" xmlns:o="urn:schemas-microsoft-com:office:office" xmlns:oel="http://schemas.microsoft.com/office/2019/extlst" xmlns:r="http://schemas.openxmlformats.org/officeDocument/2006/relationships" xmlns:m="http://schemas.openxmlformats.org/officeDocument/2006/math" xmlns:v="urn:schemas-microsoft-com:vml" xmlns:wp14="http://schemas.microsoft.com/office/word/2010/wordprocessingDrawing" xmlns:wp="http://schemas.openxmlformats.org/drawingml/2006/wordprocessingDrawing" xmlns:w10="urn:schemas-microsoft-com:office:word" xmlns:w="http://schemas.openxmlformats.org/wordprocessingml/2006/main" xmlns:w14="http://schemas.microsoft.com/office/word/2010/wordml" xmlns:w15="http://schemas.microsoft.com/office/word/2012/wordml" xmlns:w16cex="http://schemas.microsoft.com/office/word/2018/wordml/cex" xmlns:w16cid="http://schemas.microsoft.com/office/word/2016/wordml/cid" xmlns:w16="http://schemas.microsoft.com/office/word/2018/wordml" xmlns:w16sdtdh="http://schemas.microsoft.com/office/word/2020/wordml/sdtdatahash" xmlns:w16se="http://schemas.microsoft.com/office/word/2015/wordml/symex" xmlns:wpg="http://schemas.microsoft.com/office/word/2010/wordprocessingGroup" xmlns:wpi="http://schemas.microsoft.com/office/word/2010/wordprocessingInk" xmlns:wne="http://schemas.microsoft.com/office/word/2006/wordml" xmlns:wps="http://schemas.microsoft.com/office/word/2010/wordprocessingShape" mc:Ignorable="w14 w15 w16se w16cid w16 w16cex w16sdtdh wp14">
-  <w15:person w15:author="Shafique Dhuyo">
-    <w15:presenceInfo w15:providerId="AD" w15:userId="S::shafique.dhuyo@royalcyber.com::e781d307-df17-4fea-8c15-0e248517c42f"/>
-  </w15:person>
-</w15:people>
-</file>
-
 <file path=word/styles.xml><?xml version="1.0" encoding="utf-8"?>
-<w:styles xmlns:mc="http://schemas.openxmlformats.org/markup-compatibility/2006" xmlns:r="http://schemas.openxmlformats.org/officeDocument/2006/relationships" xmlns:w="http://schemas.openxmlformats.org/wordprocessingml/2006/main" xmlns:w14="http://schemas.microsoft.com/office/word/2010/wordml" xmlns:w15="http://schemas.microsoft.com/office/word/2012/wordml" xmlns:w16cex="http://schemas.microsoft.com/office/word/2018/wordml/cex" xmlns:w16cid="http://schemas.microsoft.com/office/word/2016/wordml/cid" xmlns:w16="http://schemas.microsoft.com/office/word/2018/wordml" xmlns:w16sdtdh="http://schemas.microsoft.com/office/word/2020/wordml/sdtdatahash" xmlns:w16se="http://schemas.microsoft.com/office/word/2015/wordml/symex" mc:Ignorable="w14 w15 w16se w16cid w16 w16cex w16sdtdh">
+<w:styles xmlns:w="http://schemas.openxmlformats.org/wordprocessingml/2006/main" xmlns:w14="http://schemas.microsoft.com/office/word/2010/wordml" xmlns:mc="http://schemas.openxmlformats.org/markup-compatibility/2006" mc:Ignorable="w14">
   <w:docDefaults>
     <w:rPrDefault>
       <w:rPr>
-        <w:rFonts w:asciiTheme="minorHAnsi" w:eastAsiaTheme="minorHAnsi" w:hAnsiTheme="minorHAnsi" w:cstheme="minorBidi"/>
+        <w:rFonts w:ascii="Calibri" w:hAnsi="Calibri" w:eastAsia="Calibri" w:cs="" w:asciiTheme="minorHAnsi" w:cstheme="minorBidi" w:eastAsiaTheme="minorHAnsi" w:hAnsiTheme="minorHAnsi"/>
         <w:sz w:val="22"/>
         <w:szCs w:val="22"/>
         <w:lang w:val="en-US" w:eastAsia="en-US" w:bidi="ar-SA"/>
@@ -591,21 +1090,21 @@
     </w:rPrDefault>
     <w:pPrDefault>
       <w:pPr>
-        <w:spacing w:after="160" w:line="259" w:lineRule="auto"/>
+        <w:suppressAutoHyphens w:val="true"/>
       </w:pPr>
     </w:pPrDefault>
   </w:docDefaults>
   <w:latentStyles w:defLockedState="0" w:defUIPriority="99" w:defSemiHidden="0" w:defUnhideWhenUsed="0" w:defQFormat="0" w:count="376">
     <w:lsdException w:name="Normal" w:uiPriority="0" w:qFormat="1"/>
     <w:lsdException w:name="heading 1" w:uiPriority="9" w:qFormat="1"/>
-    <w:lsdException w:name="heading 2" w:semiHidden="1" w:uiPriority="9" w:unhideWhenUsed="1" w:qFormat="1"/>
-    <w:lsdException w:name="heading 3" w:semiHidden="1" w:uiPriority="9" w:unhideWhenUsed="1" w:qFormat="1"/>
-    <w:lsdException w:name="heading 4" w:semiHidden="1" w:uiPriority="9" w:unhideWhenUsed="1" w:qFormat="1"/>
-    <w:lsdException w:name="heading 5" w:semiHidden="1" w:uiPriority="9" w:unhideWhenUsed="1" w:qFormat="1"/>
-    <w:lsdException w:name="heading 6" w:semiHidden="1" w:uiPriority="9" w:unhideWhenUsed="1" w:qFormat="1"/>
-    <w:lsdException w:name="heading 7" w:semiHidden="1" w:uiPriority="9" w:unhideWhenUsed="1" w:qFormat="1"/>
-    <w:lsdException w:name="heading 8" w:semiHidden="1" w:uiPriority="9" w:unhideWhenUsed="1" w:qFormat="1"/>
-    <w:lsdException w:name="heading 9" w:semiHidden="1" w:uiPriority="9" w:unhideWhenUsed="1" w:qFormat="1"/>
+    <w:lsdException w:name="heading 2" w:uiPriority="9" w:semiHidden="1" w:unhideWhenUsed="1" w:qFormat="1"/>
+    <w:lsdException w:name="heading 3" w:uiPriority="9" w:semiHidden="1" w:unhideWhenUsed="1" w:qFormat="1"/>
+    <w:lsdException w:name="heading 4" w:uiPriority="9" w:semiHidden="1" w:unhideWhenUsed="1" w:qFormat="1"/>
+    <w:lsdException w:name="heading 5" w:uiPriority="9" w:semiHidden="1" w:unhideWhenUsed="1" w:qFormat="1"/>
+    <w:lsdException w:name="heading 6" w:uiPriority="9" w:semiHidden="1" w:unhideWhenUsed="1" w:qFormat="1"/>
+    <w:lsdException w:name="heading 7" w:uiPriority="9" w:semiHidden="1" w:unhideWhenUsed="1" w:qFormat="1"/>
+    <w:lsdException w:name="heading 8" w:uiPriority="9" w:semiHidden="1" w:unhideWhenUsed="1" w:qFormat="1"/>
+    <w:lsdException w:name="heading 9" w:uiPriority="9" w:semiHidden="1" w:unhideWhenUsed="1" w:qFormat="1"/>
     <w:lsdException w:name="index 1" w:semiHidden="1" w:unhideWhenUsed="1"/>
     <w:lsdException w:name="index 2" w:semiHidden="1" w:unhideWhenUsed="1"/>
     <w:lsdException w:name="index 3" w:semiHidden="1" w:unhideWhenUsed="1"/>
@@ -615,22 +1114,22 @@
     <w:lsdException w:name="index 7" w:semiHidden="1" w:unhideWhenUsed="1"/>
     <w:lsdException w:name="index 8" w:semiHidden="1" w:unhideWhenUsed="1"/>
     <w:lsdException w:name="index 9" w:semiHidden="1" w:unhideWhenUsed="1"/>
-    <w:lsdException w:name="toc 1" w:semiHidden="1" w:uiPriority="39" w:unhideWhenUsed="1"/>
-    <w:lsdException w:name="toc 2" w:semiHidden="1" w:uiPriority="39" w:unhideWhenUsed="1"/>
-    <w:lsdException w:name="toc 3" w:semiHidden="1" w:uiPriority="39" w:unhideWhenUsed="1"/>
-    <w:lsdException w:name="toc 4" w:semiHidden="1" w:uiPriority="39" w:unhideWhenUsed="1"/>
-    <w:lsdException w:name="toc 5" w:semiHidden="1" w:uiPriority="39" w:unhideWhenUsed="1"/>
-    <w:lsdException w:name="toc 6" w:semiHidden="1" w:uiPriority="39" w:unhideWhenUsed="1"/>
-    <w:lsdException w:name="toc 7" w:semiHidden="1" w:uiPriority="39" w:unhideWhenUsed="1"/>
-    <w:lsdException w:name="toc 8" w:semiHidden="1" w:uiPriority="39" w:unhideWhenUsed="1"/>
-    <w:lsdException w:name="toc 9" w:semiHidden="1" w:uiPriority="39" w:unhideWhenUsed="1"/>
+    <w:lsdException w:name="toc 1" w:uiPriority="39" w:semiHidden="1" w:unhideWhenUsed="1"/>
+    <w:lsdException w:name="toc 2" w:uiPriority="39" w:semiHidden="1" w:unhideWhenUsed="1"/>
+    <w:lsdException w:name="toc 3" w:uiPriority="39" w:semiHidden="1" w:unhideWhenUsed="1"/>
+    <w:lsdException w:name="toc 4" w:uiPriority="39" w:semiHidden="1" w:unhideWhenUsed="1"/>
+    <w:lsdException w:name="toc 5" w:uiPriority="39" w:semiHidden="1" w:unhideWhenUsed="1"/>
+    <w:lsdException w:name="toc 6" w:uiPriority="39" w:semiHidden="1" w:unhideWhenUsed="1"/>
+    <w:lsdException w:name="toc 7" w:uiPriority="39" w:semiHidden="1" w:unhideWhenUsed="1"/>
+    <w:lsdException w:name="toc 8" w:uiPriority="39" w:semiHidden="1" w:unhideWhenUsed="1"/>
+    <w:lsdException w:name="toc 9" w:uiPriority="39" w:semiHidden="1" w:unhideWhenUsed="1"/>
     <w:lsdException w:name="Normal Indent" w:semiHidden="1" w:unhideWhenUsed="1"/>
     <w:lsdException w:name="footnote text" w:semiHidden="1" w:unhideWhenUsed="1"/>
     <w:lsdException w:name="annotation text" w:semiHidden="1" w:unhideWhenUsed="1"/>
     <w:lsdException w:name="header" w:semiHidden="1" w:unhideWhenUsed="1"/>
     <w:lsdException w:name="footer" w:semiHidden="1" w:unhideWhenUsed="1"/>
     <w:lsdException w:name="index heading" w:semiHidden="1" w:unhideWhenUsed="1"/>
-    <w:lsdException w:name="caption" w:semiHidden="1" w:uiPriority="35" w:unhideWhenUsed="1" w:qFormat="1"/>
+    <w:lsdException w:name="caption" w:uiPriority="35" w:semiHidden="1" w:unhideWhenUsed="1" w:qFormat="1"/>
     <w:lsdException w:name="table of figures" w:semiHidden="1" w:unhideWhenUsed="1"/>
     <w:lsdException w:name="envelope address" w:semiHidden="1" w:unhideWhenUsed="1"/>
     <w:lsdException w:name="envelope return" w:semiHidden="1" w:unhideWhenUsed="1"/>
@@ -661,7 +1160,7 @@
     <w:lsdException w:name="Title" w:uiPriority="10" w:qFormat="1"/>
     <w:lsdException w:name="Closing" w:semiHidden="1" w:unhideWhenUsed="1"/>
     <w:lsdException w:name="Signature" w:semiHidden="1" w:unhideWhenUsed="1"/>
-    <w:lsdException w:name="Default Paragraph Font" w:semiHidden="1" w:uiPriority="1" w:unhideWhenUsed="1"/>
+    <w:lsdException w:name="Default Paragraph Font" w:uiPriority="1" w:semiHidden="1" w:unhideWhenUsed="1"/>
     <w:lsdException w:name="Body Text" w:semiHidden="1" w:unhideWhenUsed="1"/>
     <w:lsdException w:name="Body Text Indent" w:semiHidden="1" w:unhideWhenUsed="1"/>
     <w:lsdException w:name="List Continue" w:semiHidden="1" w:unhideWhenUsed="1"/>
@@ -861,8 +1360,8 @@
     <w:lsdException w:name="Subtle Reference" w:uiPriority="31" w:qFormat="1"/>
     <w:lsdException w:name="Intense Reference" w:uiPriority="32" w:qFormat="1"/>
     <w:lsdException w:name="Book Title" w:uiPriority="33" w:qFormat="1"/>
-    <w:lsdException w:name="Bibliography" w:semiHidden="1" w:uiPriority="37" w:unhideWhenUsed="1"/>
-    <w:lsdException w:name="TOC Heading" w:semiHidden="1" w:uiPriority="39" w:unhideWhenUsed="1" w:qFormat="1"/>
+    <w:lsdException w:name="Bibliography" w:uiPriority="37" w:semiHidden="1" w:unhideWhenUsed="1"/>
+    <w:lsdException w:name="TOC Heading" w:uiPriority="39" w:semiHidden="1" w:unhideWhenUsed="1" w:qFormat="1"/>
     <w:lsdException w:name="Plain Table 1" w:uiPriority="41"/>
     <w:lsdException w:name="Plain Table 2" w:uiPriority="42"/>
     <w:lsdException w:name="Plain Table 3" w:uiPriority="43"/>
@@ -973,36 +1472,206 @@
     <w:lsdException w:name="Unresolved Mention" w:semiHidden="1" w:unhideWhenUsed="1"/>
     <w:lsdException w:name="Smart Link" w:semiHidden="1" w:unhideWhenUsed="1"/>
   </w:latentStyles>
-  <w:style w:type="paragraph" w:default="1" w:styleId="Normal">
+  <w:style w:type="paragraph" w:styleId="Normal" w:default="1">
     <w:name w:val="Normal"/>
     <w:qFormat/>
+    <w:pPr>
+      <w:widowControl/>
+      <w:bidi w:val="0"/>
+      <w:spacing w:lineRule="auto" w:line="259" w:before="0" w:after="160"/>
+      <w:jc w:val="left"/>
+    </w:pPr>
+    <w:rPr>
+      <w:rFonts w:ascii="Calibri" w:hAnsi="Calibri" w:eastAsia="Calibri" w:cs="" w:asciiTheme="minorHAnsi" w:cstheme="minorBidi" w:eastAsiaTheme="minorHAnsi" w:hAnsiTheme="minorHAnsi"/>
+      <w:color w:val="auto"/>
+      <w:kern w:val="0"/>
+      <w:sz w:val="22"/>
+      <w:szCs w:val="22"/>
+      <w:lang w:val="en-US" w:eastAsia="en-US" w:bidi="ar-SA"/>
+    </w:rPr>
   </w:style>
   <w:style w:type="paragraph" w:styleId="Heading1">
-    <w:name w:val="heading 1"/>
+    <w:name w:val="Heading 1"/>
     <w:basedOn w:val="Normal"/>
     <w:next w:val="Normal"/>
     <w:link w:val="Heading1Char"/>
     <w:uiPriority w:val="9"/>
     <w:qFormat/>
-    <w:rsid w:val="002278F3"/>
+    <w:rsid w:val="002278f3"/>
     <w:pPr>
-      <w:keepNext/>
+      <w:keepNext w:val="true"/>
       <w:keepLines/>
       <w:spacing w:before="240" w:after="0"/>
       <w:outlineLvl w:val="0"/>
     </w:pPr>
     <w:rPr>
-      <w:rFonts w:asciiTheme="majorHAnsi" w:eastAsiaTheme="majorEastAsia" w:hAnsiTheme="majorHAnsi" w:cstheme="majorBidi"/>
-      <w:color w:val="2F5496" w:themeColor="accent1" w:themeShade="BF"/>
+      <w:rFonts w:ascii="Calibri Light" w:hAnsi="Calibri Light" w:eastAsia="" w:cs="" w:asciiTheme="majorHAnsi" w:cstheme="majorBidi" w:eastAsiaTheme="majorEastAsia" w:hAnsiTheme="majorHAnsi"/>
+      <w:color w:val="2F5496" w:themeColor="accent1" w:themeShade="bf"/>
       <w:sz w:val="32"/>
       <w:szCs w:val="32"/>
     </w:rPr>
   </w:style>
-  <w:style w:type="character" w:default="1" w:styleId="DefaultParagraphFont">
+  <w:style w:type="character" w:styleId="DefaultParagraphFont" w:default="1">
     <w:name w:val="Default Paragraph Font"/>
     <w:uiPriority w:val="1"/>
     <w:semiHidden/>
     <w:unhideWhenUsed/>
+    <w:qFormat/>
+    <w:rPr/>
+  </w:style>
+  <w:style w:type="character" w:styleId="Heading1Char" w:customStyle="1">
+    <w:name w:val="Heading 1 Char"/>
+    <w:basedOn w:val="DefaultParagraphFont"/>
+    <w:link w:val="Heading1"/>
+    <w:uiPriority w:val="9"/>
+    <w:qFormat/>
+    <w:rsid w:val="002278f3"/>
+    <w:rPr>
+      <w:rFonts w:ascii="Calibri Light" w:hAnsi="Calibri Light" w:eastAsia="" w:cs="" w:asciiTheme="majorHAnsi" w:cstheme="majorBidi" w:eastAsiaTheme="majorEastAsia" w:hAnsiTheme="majorHAnsi"/>
+      <w:color w:val="2F5496" w:themeColor="accent1" w:themeShade="bf"/>
+      <w:sz w:val="32"/>
+      <w:szCs w:val="32"/>
+    </w:rPr>
+  </w:style>
+  <w:style w:type="character" w:styleId="Annotationreference">
+    <w:name w:val="annotation reference"/>
+    <w:basedOn w:val="DefaultParagraphFont"/>
+    <w:uiPriority w:val="99"/>
+    <w:semiHidden/>
+    <w:unhideWhenUsed/>
+    <w:qFormat/>
+    <w:rsid w:val="00d00ce2"/>
+    <w:rPr>
+      <w:sz w:val="16"/>
+      <w:szCs w:val="16"/>
+    </w:rPr>
+  </w:style>
+  <w:style w:type="character" w:styleId="CommentTextChar" w:customStyle="1">
+    <w:name w:val="Comment Text Char"/>
+    <w:basedOn w:val="DefaultParagraphFont"/>
+    <w:link w:val="Annotationtext"/>
+    <w:uiPriority w:val="99"/>
+    <w:semiHidden/>
+    <w:qFormat/>
+    <w:rsid w:val="00d00ce2"/>
+    <w:rPr>
+      <w:sz w:val="20"/>
+      <w:szCs w:val="20"/>
+    </w:rPr>
+  </w:style>
+  <w:style w:type="character" w:styleId="CommentSubjectChar" w:customStyle="1">
+    <w:name w:val="Comment Subject Char"/>
+    <w:basedOn w:val="CommentTextChar"/>
+    <w:link w:val="Annotationsubject"/>
+    <w:uiPriority w:val="99"/>
+    <w:semiHidden/>
+    <w:qFormat/>
+    <w:rsid w:val="00d00ce2"/>
+    <w:rPr>
+      <w:b/>
+      <w:bCs/>
+      <w:sz w:val="20"/>
+      <w:szCs w:val="20"/>
+    </w:rPr>
+  </w:style>
+  <w:style w:type="paragraph" w:styleId="Heading">
+    <w:name w:val="Heading"/>
+    <w:basedOn w:val="Normal"/>
+    <w:next w:val="TextBody"/>
+    <w:qFormat/>
+    <w:pPr>
+      <w:keepNext w:val="true"/>
+      <w:spacing w:before="240" w:after="120"/>
+    </w:pPr>
+    <w:rPr>
+      <w:rFonts w:ascii="Liberation Sans" w:hAnsi="Liberation Sans" w:eastAsia="Microsoft YaHei" w:cs="Lucida Sans"/>
+      <w:sz w:val="28"/>
+      <w:szCs w:val="28"/>
+    </w:rPr>
+  </w:style>
+  <w:style w:type="paragraph" w:styleId="TextBody">
+    <w:name w:val="Body Text"/>
+    <w:basedOn w:val="Normal"/>
+    <w:pPr>
+      <w:spacing w:lineRule="auto" w:line="276" w:before="0" w:after="140"/>
+    </w:pPr>
+    <w:rPr/>
+  </w:style>
+  <w:style w:type="paragraph" w:styleId="List">
+    <w:name w:val="List"/>
+    <w:basedOn w:val="TextBody"/>
+    <w:pPr/>
+    <w:rPr>
+      <w:rFonts w:cs="Lucida Sans"/>
+    </w:rPr>
+  </w:style>
+  <w:style w:type="paragraph" w:styleId="Caption">
+    <w:name w:val="Caption"/>
+    <w:basedOn w:val="Normal"/>
+    <w:qFormat/>
+    <w:pPr>
+      <w:suppressLineNumbers/>
+      <w:spacing w:before="120" w:after="120"/>
+    </w:pPr>
+    <w:rPr>
+      <w:rFonts w:cs="Lucida Sans"/>
+      <w:i/>
+      <w:iCs/>
+      <w:sz w:val="24"/>
+      <w:szCs w:val="24"/>
+    </w:rPr>
+  </w:style>
+  <w:style w:type="paragraph" w:styleId="Index">
+    <w:name w:val="Index"/>
+    <w:basedOn w:val="Normal"/>
+    <w:qFormat/>
+    <w:pPr>
+      <w:suppressLineNumbers/>
+    </w:pPr>
+    <w:rPr>
+      <w:rFonts w:cs="Lucida Sans"/>
+      <w:lang w:val="zxx" w:eastAsia="zxx" w:bidi="zxx"/>
+    </w:rPr>
+  </w:style>
+  <w:style w:type="paragraph" w:styleId="Annotationtext">
+    <w:name w:val="annotation text"/>
+    <w:basedOn w:val="Normal"/>
+    <w:link w:val="CommentTextChar"/>
+    <w:uiPriority w:val="99"/>
+    <w:semiHidden/>
+    <w:unhideWhenUsed/>
+    <w:qFormat/>
+    <w:rsid w:val="00d00ce2"/>
+    <w:pPr>
+      <w:spacing w:lineRule="auto" w:line="240"/>
+    </w:pPr>
+    <w:rPr>
+      <w:sz w:val="20"/>
+      <w:szCs w:val="20"/>
+    </w:rPr>
+  </w:style>
+  <w:style w:type="paragraph" w:styleId="Annotationsubject">
+    <w:name w:val="annotation subject"/>
+    <w:basedOn w:val="Annotationtext"/>
+    <w:next w:val="Annotationtext"/>
+    <w:link w:val="CommentSubjectChar"/>
+    <w:uiPriority w:val="99"/>
+    <w:semiHidden/>
+    <w:unhideWhenUsed/>
+    <w:qFormat/>
+    <w:rsid w:val="00d00ce2"/>
+    <w:pPr/>
+    <w:rPr>
+      <w:b/>
+      <w:bCs/>
+    </w:rPr>
+  </w:style>
+  <w:style w:type="numbering" w:styleId="NoList" w:default="1">
+    <w:name w:val="No List"/>
+    <w:uiPriority w:val="99"/>
+    <w:semiHidden/>
+    <w:unhideWhenUsed/>
+    <w:qFormat/>
   </w:style>
   <w:style w:type="table" w:default="1" w:styleId="TableNormal">
     <w:name w:val="Normal Table"/>
@@ -1010,7 +1679,6 @@
     <w:semiHidden/>
     <w:unhideWhenUsed/>
     <w:tblPr>
-      <w:tblInd w:w="0" w:type="dxa"/>
       <w:tblCellMar>
         <w:top w:w="0" w:type="dxa"/>
         <w:left w:w="108" w:type="dxa"/>
@@ -1019,111 +1687,24 @@
       </w:tblCellMar>
     </w:tblPr>
   </w:style>
-  <w:style w:type="numbering" w:default="1" w:styleId="NoList">
-    <w:name w:val="No List"/>
-    <w:uiPriority w:val="99"/>
-    <w:semiHidden/>
-    <w:unhideWhenUsed/>
-  </w:style>
-  <w:style w:type="character" w:customStyle="1" w:styleId="Heading1Char">
-    <w:name w:val="Heading 1 Char"/>
-    <w:basedOn w:val="DefaultParagraphFont"/>
-    <w:link w:val="Heading1"/>
-    <w:uiPriority w:val="9"/>
-    <w:rsid w:val="002278F3"/>
-    <w:rPr>
-      <w:rFonts w:asciiTheme="majorHAnsi" w:eastAsiaTheme="majorEastAsia" w:hAnsiTheme="majorHAnsi" w:cstheme="majorBidi"/>
-      <w:color w:val="2F5496" w:themeColor="accent1" w:themeShade="BF"/>
-      <w:sz w:val="32"/>
-      <w:szCs w:val="32"/>
-    </w:rPr>
-  </w:style>
   <w:style w:type="table" w:styleId="TableGrid">
     <w:name w:val="Table Grid"/>
     <w:basedOn w:val="TableNormal"/>
     <w:uiPriority w:val="39"/>
-    <w:rsid w:val="002278F3"/>
+    <w:rsid w:val="002278f3"/>
     <w:pPr>
       <w:spacing w:after="0" w:line="240" w:lineRule="auto"/>
     </w:pPr>
     <w:tblPr>
       <w:tblBorders>
-        <w:top w:val="single" w:sz="4" w:space="0" w:color="auto"/>
-        <w:left w:val="single" w:sz="4" w:space="0" w:color="auto"/>
-        <w:bottom w:val="single" w:sz="4" w:space="0" w:color="auto"/>
-        <w:right w:val="single" w:sz="4" w:space="0" w:color="auto"/>
-        <w:insideH w:val="single" w:sz="4" w:space="0" w:color="auto"/>
-        <w:insideV w:val="single" w:sz="4" w:space="0" w:color="auto"/>
+        <w:top w:val="single" w:color="auto" w:sz="4" w:space="0"/>
+        <w:left w:val="single" w:color="auto" w:sz="4" w:space="0"/>
+        <w:bottom w:val="single" w:color="auto" w:sz="4" w:space="0"/>
+        <w:right w:val="single" w:color="auto" w:sz="4" w:space="0"/>
+        <w:insideH w:val="single" w:color="auto" w:sz="4" w:space="0"/>
+        <w:insideV w:val="single" w:color="auto" w:sz="4" w:space="0"/>
       </w:tblBorders>
     </w:tblPr>
-  </w:style>
-  <w:style w:type="character" w:styleId="CommentReference">
-    <w:name w:val="annotation reference"/>
-    <w:basedOn w:val="DefaultParagraphFont"/>
-    <w:uiPriority w:val="99"/>
-    <w:semiHidden/>
-    <w:unhideWhenUsed/>
-    <w:rsid w:val="00D00CE2"/>
-    <w:rPr>
-      <w:sz w:val="16"/>
-      <w:szCs w:val="16"/>
-    </w:rPr>
-  </w:style>
-  <w:style w:type="paragraph" w:styleId="CommentText">
-    <w:name w:val="annotation text"/>
-    <w:basedOn w:val="Normal"/>
-    <w:link w:val="CommentTextChar"/>
-    <w:uiPriority w:val="99"/>
-    <w:semiHidden/>
-    <w:unhideWhenUsed/>
-    <w:rsid w:val="00D00CE2"/>
-    <w:pPr>
-      <w:spacing w:line="240" w:lineRule="auto"/>
-    </w:pPr>
-    <w:rPr>
-      <w:sz w:val="20"/>
-      <w:szCs w:val="20"/>
-    </w:rPr>
-  </w:style>
-  <w:style w:type="character" w:customStyle="1" w:styleId="CommentTextChar">
-    <w:name w:val="Comment Text Char"/>
-    <w:basedOn w:val="DefaultParagraphFont"/>
-    <w:link w:val="CommentText"/>
-    <w:uiPriority w:val="99"/>
-    <w:semiHidden/>
-    <w:rsid w:val="00D00CE2"/>
-    <w:rPr>
-      <w:sz w:val="20"/>
-      <w:szCs w:val="20"/>
-    </w:rPr>
-  </w:style>
-  <w:style w:type="paragraph" w:styleId="CommentSubject">
-    <w:name w:val="annotation subject"/>
-    <w:basedOn w:val="CommentText"/>
-    <w:next w:val="CommentText"/>
-    <w:link w:val="CommentSubjectChar"/>
-    <w:uiPriority w:val="99"/>
-    <w:semiHidden/>
-    <w:unhideWhenUsed/>
-    <w:rsid w:val="00D00CE2"/>
-    <w:rPr>
-      <w:b/>
-      <w:bCs/>
-    </w:rPr>
-  </w:style>
-  <w:style w:type="character" w:customStyle="1" w:styleId="CommentSubjectChar">
-    <w:name w:val="Comment Subject Char"/>
-    <w:basedOn w:val="CommentTextChar"/>
-    <w:link w:val="CommentSubject"/>
-    <w:uiPriority w:val="99"/>
-    <w:semiHidden/>
-    <w:rsid w:val="00D00CE2"/>
-    <w:rPr>
-      <w:b/>
-      <w:bCs/>
-      <w:sz w:val="20"/>
-      <w:szCs w:val="20"/>
-    </w:rPr>
   </w:style>
 </w:styles>
 </file>
